--- a/applications/STRONG/Amped Marketing - AI-Assisted Web Developer - 2026-09-25/cover_letter.docx
+++ b/applications/STRONG/Amped Marketing - AI-Assisted Web Developer - 2026-09-25/cover_letter.docx
@@ -258,7 +258,7 @@
           <w:color w:val="09152A"/>
           <w:sz w:val="22"/>
         </w:rPr>
-        <w:t>In my freelance practice — callcathai.online, primelayertrades.com, hereraspreadsheets.com — I have built and shipped production web applications including AdvisoryCloud 3.0 (React 18, Supabase, PWA, deployed to Vercel with CI/CD, real users, real data) and a full-stack logistics tracking application — both built from Figma wireframes to live production in days, not weeks. I have managed WordPress and Shopify builds for all three clients: theme customization, plugin integration, storefront configuration, and ongoing maintenance. I run full QA cycles — Lighthouse, cross-browser, mobile responsiveness, semantic markup review — before every client delivery.</w:t>
+        <w:t>In my freelance practice — callcatchai.online, primelayertrades.com, hereraspreadsheets.com — I have built and shipped production web applications including AdvisoryCloud 3.0 (React 18, Supabase, PWA, deployed to Vercel with CI/CD, real users, real data) and a full-stack logistics tracking application — both built from Figma wireframes to live production in days, not weeks. I have managed WordPress and Shopify builds for all three clients: theme customization, plugin integration, storefront configuration, and ongoing maintenance. I run full QA cycles — Lighthouse, cross-browser, mobile responsiveness, semantic markup review — before every client delivery.</w:t>
       </w:r>
     </w:p>
     <w:p>
